--- a/public/templates/requerimento_cursos.docx
+++ b/public/templates/requerimento_cursos.docx
@@ -760,7 +760,7 @@
               <w:rPr>
                 <w:b/>
               </w:rPr>
-              <w:t>MATRICULA:</w:t>
+              <w:t>MATRÍCULA/ID:</w:t>
             </w:r>
           </w:p>
           <w:p>
@@ -779,7 +779,7 @@
             </w:pPr>
             <w:r>
               <w:rPr/>
-              <w:t>{matricula}</w:t>
+              <w:t>{matriculaid}</w:t>
             </w:r>
           </w:p>
         </w:tc>
@@ -2667,7 +2667,6 @@
                 <w:sz w:val="24"/>
                 <w:szCs w:val="24"/>
               </w:rPr>
-              <w:t>12/06/2026</w:t>
             </w:r>
           </w:p>
         </w:tc>
